--- a/lab5/Отчет.docx
+++ b/lab5/Отчет.docx
@@ -414,6 +414,9 @@
         </w:rPr>
       </w:pPr>
       <w:r>
+        <w:rPr>
+          <w:noProof/>
+        </w:rPr>
         <w:drawing>
           <wp:inline distT="0" distB="0" distL="0" distR="0" wp14:anchorId="2D919BE3" wp14:editId="271D56A6">
             <wp:extent cx="5731510" cy="2825750"/>
@@ -459,6 +462,7 @@
       </w:pPr>
       <w:r>
         <w:rPr>
+          <w:noProof/>
           <w:lang w:val="ru-RU"/>
         </w:rPr>
         <w:drawing>
@@ -506,6 +510,7 @@
       </w:pPr>
       <w:r>
         <w:rPr>
+          <w:noProof/>
           <w:lang w:val="ru-RU"/>
         </w:rPr>
         <w:drawing>
@@ -567,6 +572,7 @@
       </w:pPr>
       <w:r>
         <w:rPr>
+          <w:noProof/>
           <w:lang w:val="ru-RU"/>
         </w:rPr>
         <w:lastRenderedPageBreak/>
@@ -615,6 +621,7 @@
       </w:pPr>
       <w:r>
         <w:rPr>
+          <w:noProof/>
           <w:lang w:val="ru-RU"/>
         </w:rPr>
         <w:drawing>
@@ -662,6 +669,7 @@
       </w:pPr>
       <w:r>
         <w:rPr>
+          <w:noProof/>
           <w:lang w:val="ru-RU"/>
         </w:rPr>
         <w:drawing>
@@ -728,116 +736,388 @@
       <w:pPr>
         <w:spacing w:after="160" w:line="278" w:lineRule="auto"/>
         <w:rPr>
+          <w:lang w:val="ru-RU"/>
+        </w:rPr>
+      </w:pPr>
+      <w:r>
+        <w:rPr>
+          <w:lang w:val="ru-RU"/>
+        </w:rPr>
+        <w:t>Репозиторий:</w:t>
+      </w:r>
+    </w:p>
+    <w:p>
+      <w:pPr>
+        <w:spacing w:after="160" w:line="278" w:lineRule="auto"/>
+        <w:rPr>
           <w:rFonts w:eastAsia="Times New Roman" w:cstheme="majorBidi"/>
           <w:b/>
           <w:color w:val="000000" w:themeColor="text1"/>
           <w:sz w:val="32"/>
           <w:szCs w:val="40"/>
-          <w:lang w:val="ru-RU"/>
-        </w:rPr>
-      </w:pPr>
-      <w:r>
-        <w:br w:type="page"/>
-      </w:r>
-    </w:p>
-    <w:p>
-      <w:pPr>
-        <w:pStyle w:val="af1"/>
-      </w:pPr>
-      <w:r>
-        <w:lastRenderedPageBreak/>
-        <w:t>Исходный код программы.</w:t>
-      </w:r>
-    </w:p>
-    <w:p>
-      <w:pPr>
-        <w:rPr>
-          <w:lang w:val="ru-RU"/>
-        </w:rPr>
-      </w:pPr>
-      <w:r>
-        <w:rPr>
-          <w:lang w:val="ru-RU"/>
-        </w:rPr>
-        <w:t>Репозиторий:</w:t>
-      </w:r>
-    </w:p>
-    <w:p>
-      <w:pPr>
-        <w:rPr>
-          <w:lang w:val="ru-RU"/>
         </w:rPr>
       </w:pPr>
       <w:hyperlink r:id="rId13" w:history="1">
+        <w:proofErr w:type="spellStart"/>
         <w:r>
           <w:rPr>
             <w:rStyle w:val="af3"/>
           </w:rPr>
-          <w:t>Proga/lab5 at main · riddler2</w:t>
+          <w:t>Proga</w:t>
         </w:r>
+        <w:proofErr w:type="spellEnd"/>
         <w:r>
           <w:rPr>
             <w:rStyle w:val="af3"/>
           </w:rPr>
-          <w:t>6</w:t>
+          <w:t>/lab5/</w:t>
         </w:r>
+        <w:proofErr w:type="spellStart"/>
         <w:r>
           <w:rPr>
             <w:rStyle w:val="af3"/>
           </w:rPr>
-          <w:t>5/Proga</w:t>
+          <w:t>diagramm</w:t>
         </w:r>
+        <w:proofErr w:type="spellEnd"/>
+        <w:r>
+          <w:rPr>
+            <w:rStyle w:val="af3"/>
+          </w:rPr>
+          <w:t>/</w:t>
+        </w:r>
+        <w:proofErr w:type="spellStart"/>
+        <w:r>
+          <w:rPr>
+            <w:rStyle w:val="af3"/>
+          </w:rPr>
+          <w:t>diagramm.svg</w:t>
+        </w:r>
+        <w:proofErr w:type="spellEnd"/>
+        <w:r>
+          <w:rPr>
+            <w:rStyle w:val="af3"/>
+          </w:rPr>
+          <w:t xml:space="preserve"> at main · riddler265/</w:t>
+        </w:r>
+        <w:proofErr w:type="spellStart"/>
+        <w:r>
+          <w:rPr>
+            <w:rStyle w:val="af3"/>
+          </w:rPr>
+          <w:t>Proga</w:t>
+        </w:r>
+        <w:proofErr w:type="spellEnd"/>
       </w:hyperlink>
+      <w:r>
+        <w:br w:type="page"/>
+      </w:r>
+    </w:p>
+    <w:p>
+      <w:pPr>
+        <w:pStyle w:val="af1"/>
+        <w:rPr>
+          <w:lang w:val="en-US"/>
+        </w:rPr>
+      </w:pPr>
+      <w:r>
+        <w:lastRenderedPageBreak/>
+        <w:t>Исходный</w:t>
+      </w:r>
+      <w:r>
+        <w:rPr>
+          <w:lang w:val="en-US"/>
+        </w:rPr>
+        <w:t xml:space="preserve"> </w:t>
+      </w:r>
+      <w:r>
+        <w:t>код</w:t>
+      </w:r>
+      <w:r>
+        <w:rPr>
+          <w:lang w:val="en-US"/>
+        </w:rPr>
+        <w:t xml:space="preserve"> </w:t>
+      </w:r>
+      <w:r>
+        <w:t>программы</w:t>
+      </w:r>
+      <w:r>
+        <w:rPr>
+          <w:lang w:val="en-US"/>
+        </w:rPr>
+        <w:t>.</w:t>
+      </w:r>
+    </w:p>
+    <w:p>
+      <w:r>
+        <w:rPr>
+          <w:lang w:val="ru-RU"/>
+        </w:rPr>
+        <w:t>Репозиторий</w:t>
+      </w:r>
+      <w:r>
+        <w:t>:</w:t>
+      </w:r>
+    </w:p>
+    <w:p>
+      <w:hyperlink r:id="rId14" w:history="1">
+        <w:proofErr w:type="spellStart"/>
+        <w:r>
+          <w:rPr>
+            <w:rStyle w:val="af3"/>
+          </w:rPr>
+          <w:t>Proga</w:t>
+        </w:r>
+        <w:proofErr w:type="spellEnd"/>
+        <w:r>
+          <w:rPr>
+            <w:rStyle w:val="af3"/>
+          </w:rPr>
+          <w:t>/lab5 at main · riddler265/</w:t>
+        </w:r>
+        <w:proofErr w:type="spellStart"/>
+        <w:r>
+          <w:rPr>
+            <w:rStyle w:val="af3"/>
+          </w:rPr>
+          <w:t>Proga</w:t>
+        </w:r>
+        <w:proofErr w:type="spellEnd"/>
+      </w:hyperlink>
     </w:p>
     <w:p>
       <w:pPr>
         <w:spacing w:after="160" w:line="278" w:lineRule="auto"/>
-        <w:rPr>
-          <w:lang w:val="ru-RU"/>
-        </w:rPr>
-      </w:pPr>
-      <w:r>
-        <w:rPr>
-          <w:lang w:val="ru-RU"/>
-        </w:rPr>
+      </w:pPr>
+      <w:r>
         <w:br w:type="page"/>
       </w:r>
     </w:p>
     <w:p>
       <w:pPr>
         <w:pStyle w:val="af1"/>
+        <w:rPr>
+          <w:lang w:val="en-US"/>
+        </w:rPr>
       </w:pPr>
       <w:r>
         <w:lastRenderedPageBreak/>
-        <w:t>Вывод.</w:t>
-      </w:r>
-    </w:p>
-    <w:p>
-      <w:pPr>
-        <w:rPr>
-          <w:lang w:val="ru-RU"/>
-        </w:rPr>
-      </w:pPr>
-      <w:r>
-        <w:rPr>
-          <w:lang w:val="ru-RU"/>
-        </w:rPr>
-        <w:t xml:space="preserve">В ходе выполнения лабораторной работы №5 было разработано </w:t>
+        <w:t>Вывод</w:t>
+      </w:r>
+      <w:r>
+        <w:rPr>
+          <w:lang w:val="en-US"/>
+        </w:rPr>
+        <w:t>.</w:t>
+      </w:r>
+    </w:p>
+    <w:p>
+      <w:pPr>
+        <w:rPr>
+          <w:lang w:val="ru-RU"/>
+        </w:rPr>
+      </w:pPr>
+      <w:r>
+        <w:rPr>
+          <w:lang w:val="ru-RU"/>
+        </w:rPr>
+        <w:t>В</w:t>
+      </w:r>
+      <w:r>
+        <w:t xml:space="preserve"> </w:t>
+      </w:r>
+      <w:r>
+        <w:rPr>
+          <w:lang w:val="ru-RU"/>
+        </w:rPr>
+        <w:t>ходе</w:t>
+      </w:r>
+      <w:r>
+        <w:t xml:space="preserve"> </w:t>
+      </w:r>
+      <w:r>
+        <w:rPr>
+          <w:lang w:val="ru-RU"/>
+        </w:rPr>
+        <w:t>выполнения</w:t>
+      </w:r>
+      <w:r>
+        <w:t xml:space="preserve"> </w:t>
+      </w:r>
+      <w:r>
+        <w:rPr>
+          <w:lang w:val="ru-RU"/>
+        </w:rPr>
+        <w:t>лабораторной</w:t>
+      </w:r>
+      <w:r>
+        <w:t xml:space="preserve"> </w:t>
+      </w:r>
+      <w:r>
+        <w:rPr>
+          <w:lang w:val="ru-RU"/>
+        </w:rPr>
+        <w:t>работы</w:t>
+      </w:r>
+      <w:r>
+        <w:t xml:space="preserve"> №5 </w:t>
+      </w:r>
+      <w:r>
+        <w:rPr>
+          <w:lang w:val="ru-RU"/>
+        </w:rPr>
+        <w:t>было</w:t>
+      </w:r>
+      <w:r>
+        <w:t xml:space="preserve"> </w:t>
+      </w:r>
+      <w:r>
+        <w:rPr>
+          <w:lang w:val="ru-RU"/>
+        </w:rPr>
+        <w:t>разработано</w:t>
+      </w:r>
+      <w:r>
+        <w:t xml:space="preserve"> </w:t>
       </w:r>
       <w:r>
         <w:t>Java</w:t>
       </w:r>
       <w:r>
-        <w:rPr>
-          <w:lang w:val="ru-RU"/>
-        </w:rPr>
-        <w:t>-приложение для управления коллекцией объектов в интерактивном режиме.</w:t>
-      </w:r>
-      <w:r>
-        <w:rPr>
-          <w:lang w:val="ru-RU"/>
-        </w:rPr>
-        <w:t xml:space="preserve"> Я научился работать с коллекциями, параметризированными типами, потоками ввода-вывода</w:t>
+        <w:t>-</w:t>
+      </w:r>
+      <w:r>
+        <w:rPr>
+          <w:lang w:val="ru-RU"/>
+        </w:rPr>
+        <w:t>приложение</w:t>
+      </w:r>
+      <w:r>
+        <w:t xml:space="preserve"> </w:t>
+      </w:r>
+      <w:r>
+        <w:rPr>
+          <w:lang w:val="ru-RU"/>
+        </w:rPr>
+        <w:t>для</w:t>
+      </w:r>
+      <w:r>
+        <w:t xml:space="preserve"> </w:t>
+      </w:r>
+      <w:r>
+        <w:rPr>
+          <w:lang w:val="ru-RU"/>
+        </w:rPr>
+        <w:t>управления</w:t>
+      </w:r>
+      <w:r>
+        <w:t xml:space="preserve"> </w:t>
+      </w:r>
+      <w:r>
+        <w:rPr>
+          <w:lang w:val="ru-RU"/>
+        </w:rPr>
+        <w:t>коллекцией</w:t>
+      </w:r>
+      <w:r>
+        <w:t xml:space="preserve"> </w:t>
+      </w:r>
+      <w:r>
+        <w:rPr>
+          <w:lang w:val="ru-RU"/>
+        </w:rPr>
+        <w:t>объектов</w:t>
+      </w:r>
+      <w:r>
+        <w:t xml:space="preserve"> </w:t>
+      </w:r>
+      <w:r>
+        <w:rPr>
+          <w:lang w:val="ru-RU"/>
+        </w:rPr>
+        <w:t>в</w:t>
+      </w:r>
+      <w:r>
+        <w:t xml:space="preserve"> </w:t>
+      </w:r>
+      <w:r>
+        <w:rPr>
+          <w:lang w:val="ru-RU"/>
+        </w:rPr>
+        <w:t>интерактивном</w:t>
+      </w:r>
+      <w:r>
+        <w:t xml:space="preserve"> </w:t>
+      </w:r>
+      <w:r>
+        <w:rPr>
+          <w:lang w:val="ru-RU"/>
+        </w:rPr>
+        <w:t>режиме</w:t>
+      </w:r>
+      <w:r>
+        <w:t xml:space="preserve">. </w:t>
+      </w:r>
+      <w:r>
+        <w:rPr>
+          <w:lang w:val="ru-RU"/>
+        </w:rPr>
+        <w:t>Я</w:t>
+      </w:r>
+      <w:r>
+        <w:t xml:space="preserve"> </w:t>
+      </w:r>
+      <w:r>
+        <w:rPr>
+          <w:lang w:val="ru-RU"/>
+        </w:rPr>
+        <w:t>научился</w:t>
+      </w:r>
+      <w:r>
+        <w:t xml:space="preserve"> </w:t>
+      </w:r>
+      <w:r>
+        <w:rPr>
+          <w:lang w:val="ru-RU"/>
+        </w:rPr>
+        <w:t>работать</w:t>
+      </w:r>
+      <w:r>
+        <w:t xml:space="preserve"> </w:t>
+      </w:r>
+      <w:r>
+        <w:rPr>
+          <w:lang w:val="ru-RU"/>
+        </w:rPr>
+        <w:t>с</w:t>
+      </w:r>
+      <w:r>
+        <w:t xml:space="preserve"> </w:t>
+      </w:r>
+      <w:r>
+        <w:rPr>
+          <w:lang w:val="ru-RU"/>
+        </w:rPr>
+        <w:t>коллекциями</w:t>
+      </w:r>
+      <w:r>
+        <w:t xml:space="preserve">, </w:t>
+      </w:r>
+      <w:r>
+        <w:rPr>
+          <w:lang w:val="ru-RU"/>
+        </w:rPr>
+        <w:t>параметризированными</w:t>
+      </w:r>
+      <w:r>
+        <w:t xml:space="preserve"> </w:t>
+      </w:r>
+      <w:r>
+        <w:rPr>
+          <w:lang w:val="ru-RU"/>
+        </w:rPr>
+        <w:t>типами, потоками ввода-вывода</w:t>
       </w:r>
       <w:r>
         <w:rPr>
@@ -856,8 +1136,8 @@
       </w:r>
     </w:p>
     <w:sectPr>
-      <w:footerReference w:type="default" r:id="rId14"/>
-      <w:footerReference w:type="first" r:id="rId15"/>
+      <w:footerReference w:type="default" r:id="rId15"/>
+      <w:footerReference w:type="first" r:id="rId16"/>
       <w:pgSz w:w="11906" w:h="16838"/>
       <w:pgMar w:top="1440" w:right="1440" w:bottom="1440" w:left="1440" w:header="708" w:footer="708" w:gutter="0"/>
       <w:pgNumType w:start="1"/>
